--- a/careers/ads/Batch5_Ads_Events_and_Community.docx
+++ b/careers/ads/Batch5_Ads_Events_and_Community.docx
@@ -77,7 +77,7 @@
           <w:sz w:val="22"/>
           <w:szCs w:val="22"/>
         </w:rPr>
-        <w:t xml:space="preserve">Audacion AI Labs runs an annual summit for 300 people, monthly roundtables, quarterly golf tournaments, think tanks, hackathons, virtual conferences, retreats, and telethons. The Events Director designs, produces, and scales this entire portfolio.</w:t>
+        <w:t xml:space="preserve">Audacion AI Labs runs an annual summit for 300 people, monthly roundtables, quarterly golf tournaments, think tanks, hackathons, virtual conferences, retreats, and telethons. The Events Director designs, produces, and scales this entire portfolio. You also own the lab's presence at external conferences: when we show up at NeurIPS or FAccT with a booth and banners, you make that happen.</w:t>
       </w:r>
     </w:p>
     <w:p>
